--- a/docs/Data_Dungeon_Chapter_3_Instructor_Guide.docx
+++ b/docs/Data_Dungeon_Chapter_3_Instructor_Guide.docx
@@ -78,7 +78,7 @@
         <w:rPr>
           <w:sz w:val="18"/>
         </w:rPr>
-        <w:t>ChatGPT assisted with drafting, instructional design, and code. Decorative artwork was generated with OpenAI image generation. Format reference: Michael Penta’s supplied Python companion chapter. Publication licensing remains to be finalized.</w:t>
+        <w:t>AI-created, human-prompted, human-edited, and human-verified using ChatGPT (OpenAI). Artwork: OpenAI image generation. Original contributions: CC0 1.0. See Publication License and AI Disclosure at the end.</w:t>
       </w:r>
     </w:p>
     <w:p>
@@ -2107,6 +2107,73 @@
     <w:p>
       <w:r>
         <w:t>Additional checks compile and exercise the unfinished starter, confirm protected source remains unchanged, and compare the Word starter listings with the Java files used by verification. These checks establish a working completion path; they do not establish classroom timing or guarantee the quality of a future AI response. Assess the student’s actual AI review or the equivalent no-AI exercise.</w:t>
+      </w:r>
+    </w:p>
+    <w:p>
+      <w:r>
+        <w:br w:type="page"/>
+      </w:r>
+    </w:p>
+    <w:p>
+      <w:pPr>
+        <w:pStyle w:val="Heading1"/>
+      </w:pPr>
+      <w:r>
+        <w:t>Publication License and AI Disclosure</w:t>
+      </w:r>
+    </w:p>
+    <w:p>
+      <w:pPr>
+        <w:pStyle w:val="Heading2"/>
+      </w:pPr>
+      <w:r>
+        <w:t>Open Reuse</w:t>
+      </w:r>
+    </w:p>
+    <w:p>
+      <w:r>
+        <w:t>To the extent the project rights holders own copyright or related rights, they dedicate the original contributions to Data Dungeon: The Linked Labyrinth to the public domain under CC0 1.0 Universal. This includes original teaching materials, Java code, verification code, and project artwork. You may copy, modify, redistribute, and use these contributions commercially. Attribution is appreciated but is not required for these CC0 contributions.</w:t>
+      </w:r>
+    </w:p>
+    <w:p>
+      <w:r>
+        <w:t>CC0 1.0 Universal: https://creativecommons.org/publicdomain/zero/1.0/</w:t>
+      </w:r>
+    </w:p>
+    <w:p>
+      <w:pPr>
+        <w:pStyle w:val="Heading2"/>
+      </w:pPr>
+      <w:r>
+        <w:t>Source Attribution and Exceptions</w:t>
+      </w:r>
+    </w:p>
+    <w:p>
+      <w:r>
+        <w:t>Pat Morin, Open Data Structures, Java edition: https://opendatastructures.org/ods-java/. The textbook and its accompanying source code are released under Creative Commons Attribution 2.5 Canada: https://creativecommons.org/licenses/by/2.5/ca/. Any reproduced or adapted Morin material retains that license and attribution requirement; this project’s CC0 dedication does not waive his rights. The companion adds a dungeon setting, focused workshops, renamed and simplified implementations, tests, instructor guidance, and AI learning activities. No endorsement by Pat Morin is implied.</w:t>
+      </w:r>
+    </w:p>
+    <w:p>
+      <w:r>
+        <w:t>Format inspiration: Michael Penta, Companion Materials for OpenStax: Introduction to Python Programming, Chapter 5 (2025), supplied under CC0 1.0. Other third-party material retains its applicable terms. CC0 applies only to rights held by the project rights holders and does not assert that AI-generated material is copyrightable.</w:t>
+      </w:r>
+    </w:p>
+    <w:p>
+      <w:pPr>
+        <w:pStyle w:val="Heading2"/>
+      </w:pPr>
+      <w:r>
+        <w:t>AI Disclosure</w:t>
+      </w:r>
+    </w:p>
+    <w:p>
+      <w:r>
+        <w:t>This work was AI-created, human-prompted, human-edited, and human-verified. Text, instructional activities, and code were generated using ChatGPT (OpenAI). Decorative artwork was generated using OpenAI image generation.</w:t>
+      </w:r>
+    </w:p>
+    <w:p>
+      <w:r>
+        <w:t>AI tool citation: OpenAI. (2026). ChatGPT [large language model]. https://chatgpt.com/. Exact model-version identifiers were not recorded. Human prompting, editing, and verification do not imply that the work is error-free or that classroom trials have been completed.</w:t>
       </w:r>
     </w:p>
     <w:sectPr>

--- a/docs/Data_Dungeon_Chapter_3_Instructor_Guide.docx
+++ b/docs/Data_Dungeon_Chapter_3_Instructor_Guide.docx
@@ -70,7 +70,7 @@
     </w:p>
     <w:p>
       <w:r>
-        <w:t>The student chapter, starter/chapter03, instructor/chapter03, and verification/ProcessionCompletion.java form one package. Instructor files are in the public repository; use course-controlled distribution if students should not see solutions before submission.</w:t>
+        <w:t>The student chapter, starter/chapter03, instructor/chapter03, and verification/ProcessionCompletion.java form one package. Instructor files are in the public repository; use course-controlled distribution if students should not see solutions during the activity.</w:t>
       </w:r>
     </w:p>
     <w:p>
@@ -200,7 +200,7 @@
                 <w:b/>
                 <w:sz w:val="20"/>
               </w:rPr>
-              <w:t>Evidence to request</w:t>
+              <w:t>Discussion focus</w:t>
             </w:r>
           </w:p>
         </w:tc>
@@ -587,7 +587,7 @@
               <w:rPr>
                 <w:sz w:val="20"/>
               </w:rPr>
-              <w:t>Explain and submit</w:t>
+              <w:t>Explain and reflect</w:t>
             </w:r>
           </w:p>
         </w:tc>
@@ -645,7 +645,7 @@
               <w:rPr>
                 <w:sz w:val="20"/>
               </w:rPr>
-              <w:t>Complexity comparison and transcript</w:t>
+              <w:t>Complexity comparison and observed behavior</w:t>
             </w:r>
           </w:p>
         </w:tc>
@@ -1434,9 +1434,8 @@
         <w:tblLook w:firstColumn="1" w:firstRow="1" w:lastColumn="0" w:lastRow="0" w:noHBand="0" w:noVBand="1" w:val="04A0"/>
       </w:tblPr>
       <w:tblGrid>
-        <w:gridCol w:w="2160"/>
-        <w:gridCol w:w="864"/>
-        <w:gridCol w:w="5184"/>
+        <w:gridCol w:w="2376"/>
+        <w:gridCol w:w="5832"/>
       </w:tblGrid>
       <w:tr>
         <w:trPr>
@@ -1444,7 +1443,7 @@
         </w:trPr>
         <w:tc>
           <w:tcPr>
-            <w:tcW w:type="dxa" w:w="2160"/>
+            <w:tcW w:type="dxa" w:w="2376"/>
             <w:shd w:fill="E7E6E6"/>
             <w:vAlign w:val="center"/>
             <w:tcBorders>
@@ -1475,7 +1474,7 @@
         </w:tc>
         <w:tc>
           <w:tcPr>
-            <w:tcW w:type="dxa" w:w="864"/>
+            <w:tcW w:type="dxa" w:w="5832"/>
             <w:shd w:fill="E7E6E6"/>
             <w:vAlign w:val="center"/>
             <w:tcBorders>
@@ -1500,38 +1499,7 @@
                 <w:b/>
                 <w:sz w:val="20"/>
               </w:rPr>
-              <w:t>Points</w:t>
-            </w:r>
-          </w:p>
-        </w:tc>
-        <w:tc>
-          <w:tcPr>
-            <w:tcW w:type="dxa" w:w="5184"/>
-            <w:shd w:fill="E7E6E6"/>
-            <w:vAlign w:val="center"/>
-            <w:tcBorders>
-              <w:top w:val="single" w:sz="4" w:color="D9D9D9"/>
-              <w:left w:val="single" w:sz="4" w:color="D9D9D9"/>
-              <w:bottom w:val="single" w:sz="4" w:color="D9D9D9"/>
-              <w:right w:val="single" w:sz="4" w:color="D9D9D9"/>
-            </w:tcBorders>
-            <w:tcMar>
-              <w:top w:w="80" w:type="dxa"/>
-              <w:left w:w="80" w:type="dxa"/>
-              <w:bottom w:w="80" w:type="dxa"/>
-              <w:right w:w="80" w:type="dxa"/>
-            </w:tcMar>
-          </w:tcPr>
-          <w:p>
-            <w:pPr>
-              <w:spacing w:after="40" w:before="40"/>
-            </w:pPr>
-            <w:r>
-              <w:rPr>
-                <w:b/>
-                <w:sz w:val="20"/>
-              </w:rPr>
-              <w:t>Full-credit evidence</w:t>
+              <w:t>What to look for</w:t>
             </w:r>
           </w:p>
         </w:tc>
@@ -1539,7 +1507,7 @@
       <w:tr>
         <w:tc>
           <w:tcPr>
-            <w:tcW w:type="dxa" w:w="2160"/>
+            <w:tcW w:type="dxa" w:w="2376"/>
             <w:vAlign w:val="center"/>
             <w:tcBorders>
               <w:top w:val="single" w:sz="4" w:color="D9D9D9"/>
@@ -1568,36 +1536,7 @@
         </w:tc>
         <w:tc>
           <w:tcPr>
-            <w:tcW w:type="dxa" w:w="864"/>
-            <w:vAlign w:val="center"/>
-            <w:tcBorders>
-              <w:top w:val="single" w:sz="4" w:color="D9D9D9"/>
-              <w:left w:val="single" w:sz="4" w:color="D9D9D9"/>
-              <w:bottom w:val="single" w:sz="4" w:color="D9D9D9"/>
-              <w:right w:val="single" w:sz="4" w:color="D9D9D9"/>
-            </w:tcBorders>
-            <w:tcMar>
-              <w:top w:w="80" w:type="dxa"/>
-              <w:left w:w="80" w:type="dxa"/>
-              <w:bottom w:w="80" w:type="dxa"/>
-              <w:right w:w="80" w:type="dxa"/>
-            </w:tcMar>
-          </w:tcPr>
-          <w:p>
-            <w:pPr>
-              <w:spacing w:after="40" w:before="40"/>
-            </w:pPr>
-            <w:r>
-              <w:rPr>
-                <w:sz w:val="20"/>
-              </w:rPr>
-              <w:t>25</w:t>
-            </w:r>
-          </w:p>
-        </w:tc>
-        <w:tc>
-          <w:tcPr>
-            <w:tcW w:type="dxa" w:w="5184"/>
+            <w:tcW w:type="dxa" w:w="5832"/>
             <w:vAlign w:val="center"/>
             <w:tcBorders>
               <w:top w:val="single" w:sz="4" w:color="D9D9D9"/>
@@ -1628,7 +1567,7 @@
       <w:tr>
         <w:tc>
           <w:tcPr>
-            <w:tcW w:type="dxa" w:w="2160"/>
+            <w:tcW w:type="dxa" w:w="2376"/>
             <w:vAlign w:val="center"/>
             <w:tcBorders>
               <w:top w:val="single" w:sz="4" w:color="D9D9D9"/>
@@ -1657,36 +1596,7 @@
         </w:tc>
         <w:tc>
           <w:tcPr>
-            <w:tcW w:type="dxa" w:w="864"/>
-            <w:vAlign w:val="center"/>
-            <w:tcBorders>
-              <w:top w:val="single" w:sz="4" w:color="D9D9D9"/>
-              <w:left w:val="single" w:sz="4" w:color="D9D9D9"/>
-              <w:bottom w:val="single" w:sz="4" w:color="D9D9D9"/>
-              <w:right w:val="single" w:sz="4" w:color="D9D9D9"/>
-            </w:tcBorders>
-            <w:tcMar>
-              <w:top w:w="80" w:type="dxa"/>
-              <w:left w:w="80" w:type="dxa"/>
-              <w:bottom w:w="80" w:type="dxa"/>
-              <w:right w:w="80" w:type="dxa"/>
-            </w:tcMar>
-          </w:tcPr>
-          <w:p>
-            <w:pPr>
-              <w:spacing w:after="40" w:before="40"/>
-            </w:pPr>
-            <w:r>
-              <w:rPr>
-                <w:sz w:val="20"/>
-              </w:rPr>
-              <w:t>25</w:t>
-            </w:r>
-          </w:p>
-        </w:tc>
-        <w:tc>
-          <w:tcPr>
-            <w:tcW w:type="dxa" w:w="5184"/>
+            <w:tcW w:type="dxa" w:w="5832"/>
             <w:vAlign w:val="center"/>
             <w:tcBorders>
               <w:top w:val="single" w:sz="4" w:color="D9D9D9"/>
@@ -1717,7 +1627,7 @@
       <w:tr>
         <w:tc>
           <w:tcPr>
-            <w:tcW w:type="dxa" w:w="2160"/>
+            <w:tcW w:type="dxa" w:w="2376"/>
             <w:vAlign w:val="center"/>
             <w:tcBorders>
               <w:top w:val="single" w:sz="4" w:color="D9D9D9"/>
@@ -1746,36 +1656,7 @@
         </w:tc>
         <w:tc>
           <w:tcPr>
-            <w:tcW w:type="dxa" w:w="864"/>
-            <w:vAlign w:val="center"/>
-            <w:tcBorders>
-              <w:top w:val="single" w:sz="4" w:color="D9D9D9"/>
-              <w:left w:val="single" w:sz="4" w:color="D9D9D9"/>
-              <w:bottom w:val="single" w:sz="4" w:color="D9D9D9"/>
-              <w:right w:val="single" w:sz="4" w:color="D9D9D9"/>
-            </w:tcBorders>
-            <w:tcMar>
-              <w:top w:w="80" w:type="dxa"/>
-              <w:left w:w="80" w:type="dxa"/>
-              <w:bottom w:w="80" w:type="dxa"/>
-              <w:right w:w="80" w:type="dxa"/>
-            </w:tcMar>
-          </w:tcPr>
-          <w:p>
-            <w:pPr>
-              <w:spacing w:after="40" w:before="40"/>
-            </w:pPr>
-            <w:r>
-              <w:rPr>
-                <w:sz w:val="20"/>
-              </w:rPr>
-              <w:t>20</w:t>
-            </w:r>
-          </w:p>
-        </w:tc>
-        <w:tc>
-          <w:tcPr>
-            <w:tcW w:type="dxa" w:w="5184"/>
+            <w:tcW w:type="dxa" w:w="5832"/>
             <w:vAlign w:val="center"/>
             <w:tcBorders>
               <w:top w:val="single" w:sz="4" w:color="D9D9D9"/>
@@ -1806,7 +1687,7 @@
       <w:tr>
         <w:tc>
           <w:tcPr>
-            <w:tcW w:type="dxa" w:w="2160"/>
+            <w:tcW w:type="dxa" w:w="2376"/>
             <w:vAlign w:val="center"/>
             <w:tcBorders>
               <w:top w:val="single" w:sz="4" w:color="D9D9D9"/>
@@ -1835,36 +1716,7 @@
         </w:tc>
         <w:tc>
           <w:tcPr>
-            <w:tcW w:type="dxa" w:w="864"/>
-            <w:vAlign w:val="center"/>
-            <w:tcBorders>
-              <w:top w:val="single" w:sz="4" w:color="D9D9D9"/>
-              <w:left w:val="single" w:sz="4" w:color="D9D9D9"/>
-              <w:bottom w:val="single" w:sz="4" w:color="D9D9D9"/>
-              <w:right w:val="single" w:sz="4" w:color="D9D9D9"/>
-            </w:tcBorders>
-            <w:tcMar>
-              <w:top w:w="80" w:type="dxa"/>
-              <w:left w:w="80" w:type="dxa"/>
-              <w:bottom w:w="80" w:type="dxa"/>
-              <w:right w:w="80" w:type="dxa"/>
-            </w:tcMar>
-          </w:tcPr>
-          <w:p>
-            <w:pPr>
-              <w:spacing w:after="40" w:before="40"/>
-            </w:pPr>
-            <w:r>
-              <w:rPr>
-                <w:sz w:val="20"/>
-              </w:rPr>
-              <w:t>15</w:t>
-            </w:r>
-          </w:p>
-        </w:tc>
-        <w:tc>
-          <w:tcPr>
-            <w:tcW w:type="dxa" w:w="5184"/>
+            <w:tcW w:type="dxa" w:w="5832"/>
             <w:vAlign w:val="center"/>
             <w:tcBorders>
               <w:top w:val="single" w:sz="4" w:color="D9D9D9"/>
@@ -1895,7 +1747,7 @@
       <w:tr>
         <w:tc>
           <w:tcPr>
-            <w:tcW w:type="dxa" w:w="2160"/>
+            <w:tcW w:type="dxa" w:w="2376"/>
             <w:vAlign w:val="center"/>
             <w:tcBorders>
               <w:top w:val="single" w:sz="4" w:color="D9D9D9"/>
@@ -1924,36 +1776,7 @@
         </w:tc>
         <w:tc>
           <w:tcPr>
-            <w:tcW w:type="dxa" w:w="864"/>
-            <w:vAlign w:val="center"/>
-            <w:tcBorders>
-              <w:top w:val="single" w:sz="4" w:color="D9D9D9"/>
-              <w:left w:val="single" w:sz="4" w:color="D9D9D9"/>
-              <w:bottom w:val="single" w:sz="4" w:color="D9D9D9"/>
-              <w:right w:val="single" w:sz="4" w:color="D9D9D9"/>
-            </w:tcBorders>
-            <w:tcMar>
-              <w:top w:w="80" w:type="dxa"/>
-              <w:left w:w="80" w:type="dxa"/>
-              <w:bottom w:w="80" w:type="dxa"/>
-              <w:right w:w="80" w:type="dxa"/>
-            </w:tcMar>
-          </w:tcPr>
-          <w:p>
-            <w:pPr>
-              <w:spacing w:after="40" w:before="40"/>
-            </w:pPr>
-            <w:r>
-              <w:rPr>
-                <w:sz w:val="20"/>
-              </w:rPr>
-              <w:t>10</w:t>
-            </w:r>
-          </w:p>
-        </w:tc>
-        <w:tc>
-          <w:tcPr>
-            <w:tcW w:type="dxa" w:w="5184"/>
+            <w:tcW w:type="dxa" w:w="5832"/>
             <w:vAlign w:val="center"/>
             <w:tcBorders>
               <w:top w:val="single" w:sz="4" w:color="D9D9D9"/>
@@ -1984,7 +1807,7 @@
       <w:tr>
         <w:tc>
           <w:tcPr>
-            <w:tcW w:type="dxa" w:w="2160"/>
+            <w:tcW w:type="dxa" w:w="2376"/>
             <w:vAlign w:val="center"/>
             <w:tcBorders>
               <w:top w:val="single" w:sz="4" w:color="D9D9D9"/>
@@ -2013,36 +1836,7 @@
         </w:tc>
         <w:tc>
           <w:tcPr>
-            <w:tcW w:type="dxa" w:w="864"/>
-            <w:vAlign w:val="center"/>
-            <w:tcBorders>
-              <w:top w:val="single" w:sz="4" w:color="D9D9D9"/>
-              <w:left w:val="single" w:sz="4" w:color="D9D9D9"/>
-              <w:bottom w:val="single" w:sz="4" w:color="D9D9D9"/>
-              <w:right w:val="single" w:sz="4" w:color="D9D9D9"/>
-            </w:tcBorders>
-            <w:tcMar>
-              <w:top w:w="80" w:type="dxa"/>
-              <w:left w:w="80" w:type="dxa"/>
-              <w:bottom w:w="80" w:type="dxa"/>
-              <w:right w:w="80" w:type="dxa"/>
-            </w:tcMar>
-          </w:tcPr>
-          <w:p>
-            <w:pPr>
-              <w:spacing w:after="40" w:before="40"/>
-            </w:pPr>
-            <w:r>
-              <w:rPr>
-                <w:sz w:val="20"/>
-              </w:rPr>
-              <w:t>5</w:t>
-            </w:r>
-          </w:p>
-        </w:tc>
-        <w:tc>
-          <w:tcPr>
-            <w:tcW w:type="dxa" w:w="5184"/>
+            <w:tcW w:type="dxa" w:w="5832"/>
             <w:vAlign w:val="center"/>
             <w:tcBorders>
               <w:top w:val="single" w:sz="4" w:color="D9D9D9"/>
@@ -2074,7 +1868,7 @@
     <w:p/>
     <w:p>
       <w:r>
-        <w:t>Award partial credit by demonstrated behavior and explanation. A polished animation is not evidence of correct Java links. A solution that uses a collection or rebuilds the list misses the required reference-editing objective even if its console transcript matches.</w:t>
+        <w:t>Use demonstrated behavior and explanation to guide feedback. A polished animation is not evidence of correct Java links. A solution that uses a collection or rebuilds the list misses the required reference-editing objective even if its console transcript matches.</w:t>
       </w:r>
     </w:p>
     <w:p>

--- a/docs/Data_Dungeon_Chapter_3_Instructor_Guide.docx
+++ b/docs/Data_Dungeon_Chapter_3_Instructor_Guide.docx
@@ -70,7 +70,7 @@
     </w:p>
     <w:p>
       <w:r>
-        <w:t>The student chapter, starter/chapter03, instructor/chapter03, and verification/ProcessionCompletion.java form one package. Instructor files are in the public repository; use course-controlled distribution if students should not see solutions during the activity.</w:t>
+        <w:t>The student chapter, starter/chapter03, instructor/chapter03, and verification/ProcessionCompletion.java form one package. Reference solutions are already public on GitHub. Treat them as open exemplars; use new assessment variants if independent work is required. Course-only distribution does not make existing public solutions private.</w:t>
       </w:r>
     </w:p>
     <w:p>
@@ -680,7 +680,7 @@
     </w:p>
     <w:p>
       <w:r>
-        <w:t>The exercise follows Morin’s Section 3.2 dummy-node model and focuses on editing at a known node. Insertion and removal use O(1) time and O(1) auxiliary space per call, with one allocated node per successful insertion. Finding a name by traversal and displaying the full list take O(n). No search operation is implemented here. In an array list, insertion near the front shifts a linear number of elements; indexed access remains an advantage of arrays.</w:t>
+        <w:t>The exercise follows Morin’s Section 3.2 dummy-node model and focuses on editing at a known node. With bounded-length names, insertion and removal use O(1) time and O(1) auxiliary space per call, with one allocated node per successful insertion. Finding a name by traversal and displaying the full list take O(n). No search operation is implemented here. In an array list, insertion near the front shifts a linear number of elements; indexed access remains an advantage of arrays. With variable-length names, trim-based insertion validation additionally depends on name length.</w:t>
       </w:r>
     </w:p>
     <w:p>
@@ -1944,7 +1944,7 @@
     </w:p>
     <w:p>
       <w:r>
-        <w:t>Pat Morin, Open Data Structures, Java edition: https://opendatastructures.org/ods-java/. The textbook and its accompanying source code are released under Creative Commons Attribution 2.5 Canada: https://creativecommons.org/licenses/by/2.5/ca/. Any reproduced or adapted Morin material retains that license and attribution requirement; this project’s CC0 dedication does not waive his rights. The companion adds a dungeon setting, focused workshops, renamed and simplified implementations, tests, instructor guidance, and AI learning activities. No endorsement by Pat Morin is implied.</w:t>
+        <w:t>Pat Morin, Open Data Structures (Java edition 0.1G): https://opendatastructures.org/ods-java/. The textbook and source code are licensed under CC BY 2.5 Canada: https://creativecommons.org/licenses/by/2.5/ca/. This companion adapts selected topics for dungeon workshops with renamed and simplified structures, new contracts, tests, and AI learning activities. Morin material retains its license, attribution, copyright notices, and warranty disclaimers; CC0 covers only original project contributions. Keep this credit and the license link with redistributed adaptations, including extracted code. No endorsement by Pat Morin is implied.</w:t>
       </w:r>
     </w:p>
     <w:p>
